--- a/Course/1 Component 1 - Computer Systems/1.2 Software and Software Development/1.2.4 Types of Programming Language/3 Worksheet (editable).docx
+++ b/Course/1 Component 1 - Computer Systems/1.2 Software and Software Development/1.2.4 Types of Programming Language/3 Worksheet (editable).docx
@@ -7,62 +7,26 @@
         <w:pStyle w:val="Heading1"/>
       </w:pPr>
       <w:r>
+        <w:rPr>
+          <w:b w:val="0"/>
+          <w:i w:val="0"/>
+        </w:rPr>
         <w:t>Quiz — 1.2.4 Types of Programming Language</w:t>
       </w:r>
     </w:p>
     <w:p>
       <w:r>
-        <w:t xml:space="preserve">Name: </w:t>
-      </w:r>
-      <w:r>
         <w:rPr>
-          <w:b/>
+          <w:b w:val="0"/>
+          <w:i w:val="0"/>
         </w:rPr>
-        <w:t>_</w:t>
-      </w:r>
-      <w:r>
-        <w:rPr>
-          <w:b/>
-        </w:rPr>
-        <w:t>_</w:t>
-      </w:r>
-      <w:r>
-        <w:rPr>
-          <w:b/>
-        </w:rPr>
-        <w:t>_</w:t>
-      </w:r>
-      <w:r>
-        <w:rPr>
-          <w:b/>
-        </w:rPr>
-        <w:t>_</w:t>
-      </w:r>
-      <w:r>
-        <w:rPr>
-          <w:b/>
-        </w:rPr>
-        <w:t xml:space="preserve">   Date: </w:t>
-      </w:r>
-      <w:r>
-        <w:rPr>
-          <w:b/>
-        </w:rPr>
-        <w:t>_</w:t>
-      </w:r>
-      <w:r>
-        <w:rPr>
-          <w:b/>
-        </w:rPr>
-        <w:t xml:space="preserve">_   Mark: </w:t>
-      </w:r>
-      <w:r>
-        <w:t>____ / 25</w:t>
+        <w:t>Name: ______________________   Date: __________   Mark: ______ / 25</w:t>
       </w:r>
     </w:p>
     <w:p>
       <w:r>
         <w:rPr>
+          <w:b w:val="0"/>
           <w:i/>
         </w:rPr>
         <w:t>OCR H446 · Component 01 · 1.2.4</w:t>
@@ -80,6 +44,10 @@
         <w:pStyle w:val="Heading2"/>
       </w:pPr>
       <w:r>
+        <w:rPr>
+          <w:b w:val="0"/>
+          <w:i w:val="0"/>
+        </w:rPr>
         <w:t>Section A — Multiple choice (8 marks)</w:t>
       </w:r>
     </w:p>
@@ -87,44 +55,74 @@
       <w:r>
         <w:rPr>
           <w:b/>
+          <w:i w:val="0"/>
         </w:rPr>
         <w:t>1.</w:t>
       </w:r>
       <w:r>
+        <w:rPr>
+          <w:b w:val="0"/>
+          <w:i w:val="0"/>
+        </w:rPr>
         <w:t xml:space="preserve"> A </w:t>
       </w:r>
       <w:r>
         <w:rPr>
+          <w:b w:val="0"/>
           <w:i/>
         </w:rPr>
         <w:t>programming paradigm</w:t>
       </w:r>
       <w:r>
+        <w:rPr>
+          <w:b w:val="0"/>
+          <w:i w:val="0"/>
+        </w:rPr>
         <w:t xml:space="preserve"> is best described as:</w:t>
       </w:r>
     </w:p>
     <w:p>
       <w:r>
+        <w:rPr>
+          <w:b w:val="0"/>
+          <w:i w:val="0"/>
+        </w:rPr>
         <w:t>A. A specific programming language</w:t>
       </w:r>
     </w:p>
     <w:p>
       <w:r>
+        <w:rPr>
+          <w:b w:val="0"/>
+          <w:i w:val="0"/>
+        </w:rPr>
         <w:t>B. A style or approach to writing programs</w:t>
       </w:r>
     </w:p>
     <w:p>
       <w:r>
+        <w:rPr>
+          <w:b w:val="0"/>
+          <w:i w:val="0"/>
+        </w:rPr>
         <w:t>C. A type of CPU</w:t>
       </w:r>
     </w:p>
     <w:p>
       <w:r>
+        <w:rPr>
+          <w:b w:val="0"/>
+          <w:i w:val="0"/>
+        </w:rPr>
         <w:t>D. A piece of utility software</w:t>
       </w:r>
     </w:p>
     <w:p>
       <w:r>
+        <w:rPr>
+          <w:b w:val="0"/>
+          <w:i w:val="0"/>
+        </w:rPr>
         <w:t>Your answer: ☐</w:t>
       </w:r>
     </w:p>
@@ -132,44 +130,74 @@
       <w:r>
         <w:rPr>
           <w:b/>
+          <w:i w:val="0"/>
         </w:rPr>
         <w:t>2.</w:t>
       </w:r>
       <w:r>
+        <w:rPr>
+          <w:b w:val="0"/>
+          <w:i w:val="0"/>
+        </w:rPr>
         <w:t xml:space="preserve"> The </w:t>
       </w:r>
       <w:r>
         <w:rPr>
           <w:b/>
+          <w:i w:val="0"/>
         </w:rPr>
         <w:t>procedural</w:t>
       </w:r>
       <w:r>
+        <w:rPr>
+          <w:b w:val="0"/>
+          <w:i w:val="0"/>
+        </w:rPr>
         <w:t xml:space="preserve"> paradigm organises a program using:</w:t>
       </w:r>
     </w:p>
     <w:p>
       <w:r>
+        <w:rPr>
+          <w:b w:val="0"/>
+          <w:i w:val="0"/>
+        </w:rPr>
         <w:t>A. Classes and objects only</w:t>
       </w:r>
     </w:p>
     <w:p>
       <w:r>
+        <w:rPr>
+          <w:b w:val="0"/>
+          <w:i w:val="0"/>
+        </w:rPr>
         <w:t>B. Sequence, selection and iteration in procedures/subroutines</w:t>
       </w:r>
     </w:p>
     <w:p>
       <w:r>
+        <w:rPr>
+          <w:b w:val="0"/>
+          <w:i w:val="0"/>
+        </w:rPr>
         <w:t>C. Logic facts and rules</w:t>
       </w:r>
     </w:p>
     <w:p>
       <w:r>
+        <w:rPr>
+          <w:b w:val="0"/>
+          <w:i w:val="0"/>
+        </w:rPr>
         <w:t>D. Spreadsheets and macros</w:t>
       </w:r>
     </w:p>
     <w:p>
       <w:r>
+        <w:rPr>
+          <w:b w:val="0"/>
+          <w:i w:val="0"/>
+        </w:rPr>
         <w:t>Your answer: ☐</w:t>
       </w:r>
     </w:p>
@@ -177,64 +205,106 @@
       <w:r>
         <w:rPr>
           <w:b/>
+          <w:i w:val="0"/>
         </w:rPr>
         <w:t>3.</w:t>
       </w:r>
       <w:r>
+        <w:rPr>
+          <w:b w:val="0"/>
+          <w:i w:val="0"/>
+        </w:rPr>
         <w:t xml:space="preserve"> Assembly language uses </w:t>
       </w:r>
       <w:r>
         <w:rPr>
           <w:b/>
+          <w:i w:val="0"/>
         </w:rPr>
         <w:t>mnemonics</w:t>
       </w:r>
       <w:r>
+        <w:rPr>
+          <w:b w:val="0"/>
+          <w:i w:val="0"/>
+        </w:rPr>
         <w:t xml:space="preserve"> such as </w:t>
       </w:r>
       <w:r>
         <w:rPr>
           <w:rFonts w:ascii="Consolas" w:hAnsi="Consolas"/>
+          <w:b w:val="0"/>
+          <w:i w:val="0"/>
           <w:sz w:val="19"/>
         </w:rPr>
         <w:t>ADD</w:t>
       </w:r>
       <w:r>
+        <w:rPr>
+          <w:b w:val="0"/>
+          <w:i w:val="0"/>
+        </w:rPr>
         <w:t xml:space="preserve"> and </w:t>
       </w:r>
       <w:r>
         <w:rPr>
           <w:rFonts w:ascii="Consolas" w:hAnsi="Consolas"/>
+          <w:b w:val="0"/>
+          <w:i w:val="0"/>
           <w:sz w:val="19"/>
         </w:rPr>
         <w:t>STA</w:t>
       </w:r>
       <w:r>
+        <w:rPr>
+          <w:b w:val="0"/>
+          <w:i w:val="0"/>
+        </w:rPr>
         <w:t xml:space="preserve"> and is:</w:t>
       </w:r>
     </w:p>
     <w:p>
       <w:r>
+        <w:rPr>
+          <w:b w:val="0"/>
+          <w:i w:val="0"/>
+        </w:rPr>
         <w:t>A. A high-level, machine-independent language</w:t>
       </w:r>
     </w:p>
     <w:p>
       <w:r>
+        <w:rPr>
+          <w:b w:val="0"/>
+          <w:i w:val="0"/>
+        </w:rPr>
         <w:t>B. Processor-specific, with ≈ one mnemonic per machine instruction</w:t>
       </w:r>
     </w:p>
     <w:p>
       <w:r>
+        <w:rPr>
+          <w:b w:val="0"/>
+          <w:i w:val="0"/>
+        </w:rPr>
         <w:t>C. Only usable inside a web browser</w:t>
       </w:r>
     </w:p>
     <w:p>
       <w:r>
+        <w:rPr>
+          <w:b w:val="0"/>
+          <w:i w:val="0"/>
+        </w:rPr>
         <w:t>D. Identical on every processor</w:t>
       </w:r>
     </w:p>
     <w:p>
       <w:r>
+        <w:rPr>
+          <w:b w:val="0"/>
+          <w:i w:val="0"/>
+        </w:rPr>
         <w:t>Your answer: ☐</w:t>
       </w:r>
     </w:p>
@@ -242,45 +312,76 @@
       <w:r>
         <w:rPr>
           <w:b/>
+          <w:i w:val="0"/>
         </w:rPr>
         <w:t>4.</w:t>
       </w:r>
       <w:r>
+        <w:rPr>
+          <w:b w:val="0"/>
+          <w:i w:val="0"/>
+        </w:rPr>
         <w:t xml:space="preserve"> In the LMC, the instruction </w:t>
       </w:r>
       <w:r>
         <w:rPr>
           <w:rFonts w:ascii="Consolas" w:hAnsi="Consolas"/>
+          <w:b w:val="0"/>
+          <w:i w:val="0"/>
           <w:sz w:val="19"/>
         </w:rPr>
         <w:t>BRZ xx</w:t>
       </w:r>
       <w:r>
+        <w:rPr>
+          <w:b w:val="0"/>
+          <w:i w:val="0"/>
+        </w:rPr>
         <w:t xml:space="preserve"> branches to address xx only if the Accumulator is:</w:t>
       </w:r>
     </w:p>
     <w:p>
       <w:r>
+        <w:rPr>
+          <w:b w:val="0"/>
+          <w:i w:val="0"/>
+        </w:rPr>
         <w:t>A. Greater than zero</w:t>
       </w:r>
     </w:p>
     <w:p>
       <w:r>
+        <w:rPr>
+          <w:b w:val="0"/>
+          <w:i w:val="0"/>
+        </w:rPr>
         <w:t>B. Equal to zero</w:t>
       </w:r>
     </w:p>
     <w:p>
       <w:r>
+        <w:rPr>
+          <w:b w:val="0"/>
+          <w:i w:val="0"/>
+        </w:rPr>
         <w:t>C. Less than zero</w:t>
       </w:r>
     </w:p>
     <w:p>
       <w:r>
+        <w:rPr>
+          <w:b w:val="0"/>
+          <w:i w:val="0"/>
+        </w:rPr>
         <w:t>D. Negative</w:t>
       </w:r>
     </w:p>
     <w:p>
       <w:r>
+        <w:rPr>
+          <w:b w:val="0"/>
+          <w:i w:val="0"/>
+        </w:rPr>
         <w:t>Your answer: ☐</w:t>
       </w:r>
     </w:p>
@@ -288,44 +389,74 @@
       <w:r>
         <w:rPr>
           <w:b/>
+          <w:i w:val="0"/>
         </w:rPr>
         <w:t>5.</w:t>
       </w:r>
       <w:r>
+        <w:rPr>
+          <w:b w:val="0"/>
+          <w:i w:val="0"/>
+        </w:rPr>
         <w:t xml:space="preserve"> In </w:t>
       </w:r>
       <w:r>
         <w:rPr>
           <w:b/>
+          <w:i w:val="0"/>
         </w:rPr>
         <w:t>immediate</w:t>
       </w:r>
       <w:r>
+        <w:rPr>
+          <w:b w:val="0"/>
+          <w:i w:val="0"/>
+        </w:rPr>
         <w:t xml:space="preserve"> addressing, the operand holds:</w:t>
       </w:r>
     </w:p>
     <w:p>
       <w:r>
+        <w:rPr>
+          <w:b w:val="0"/>
+          <w:i w:val="0"/>
+        </w:rPr>
         <w:t>A. The actual value to be used</w:t>
       </w:r>
     </w:p>
     <w:p>
       <w:r>
+        <w:rPr>
+          <w:b w:val="0"/>
+          <w:i w:val="0"/>
+        </w:rPr>
         <w:t>B. The address of the value</w:t>
       </w:r>
     </w:p>
     <w:p>
       <w:r>
+        <w:rPr>
+          <w:b w:val="0"/>
+          <w:i w:val="0"/>
+        </w:rPr>
         <w:t>C. The address of a location holding the address of the value</w:t>
       </w:r>
     </w:p>
     <w:p>
       <w:r>
+        <w:rPr>
+          <w:b w:val="0"/>
+          <w:i w:val="0"/>
+        </w:rPr>
         <w:t>D. A base address plus an index</w:t>
       </w:r>
     </w:p>
     <w:p>
       <w:r>
+        <w:rPr>
+          <w:b w:val="0"/>
+          <w:i w:val="0"/>
+        </w:rPr>
         <w:t>Your answer: ☐</w:t>
       </w:r>
     </w:p>
@@ -333,44 +464,74 @@
       <w:r>
         <w:rPr>
           <w:b/>
+          <w:i w:val="0"/>
         </w:rPr>
         <w:t>6.</w:t>
       </w:r>
       <w:r>
+        <w:rPr>
+          <w:b w:val="0"/>
+          <w:i w:val="0"/>
+        </w:rPr>
         <w:t xml:space="preserve"> </w:t>
       </w:r>
       <w:r>
         <w:rPr>
           <w:b/>
+          <w:i w:val="0"/>
         </w:rPr>
         <w:t>Indirect</w:t>
       </w:r>
       <w:r>
+        <w:rPr>
+          <w:b w:val="0"/>
+          <w:i w:val="0"/>
+        </w:rPr>
         <w:t xml:space="preserve"> addressing means the operand is:</w:t>
       </w:r>
     </w:p>
     <w:p>
       <w:r>
+        <w:rPr>
+          <w:b w:val="0"/>
+          <w:i w:val="0"/>
+        </w:rPr>
         <w:t>A. The actual value</w:t>
       </w:r>
     </w:p>
     <w:p>
       <w:r>
+        <w:rPr>
+          <w:b w:val="0"/>
+          <w:i w:val="0"/>
+        </w:rPr>
         <w:t>B. The address holding the value</w:t>
       </w:r>
     </w:p>
     <w:p>
       <w:r>
+        <w:rPr>
+          <w:b w:val="0"/>
+          <w:i w:val="0"/>
+        </w:rPr>
         <w:t>C. The address of a location that holds the address of the value</w:t>
       </w:r>
     </w:p>
     <w:p>
       <w:r>
+        <w:rPr>
+          <w:b w:val="0"/>
+          <w:i w:val="0"/>
+        </w:rPr>
         <w:t>D. A value added to the index register</w:t>
       </w:r>
     </w:p>
     <w:p>
       <w:r>
+        <w:rPr>
+          <w:b w:val="0"/>
+          <w:i w:val="0"/>
+        </w:rPr>
         <w:t>Your answer: ☐</w:t>
       </w:r>
     </w:p>
@@ -378,35 +539,60 @@
       <w:r>
         <w:rPr>
           <w:b/>
+          <w:i w:val="0"/>
         </w:rPr>
         <w:t>7.</w:t>
       </w:r>
       <w:r>
+        <w:rPr>
+          <w:b w:val="0"/>
+          <w:i w:val="0"/>
+        </w:rPr>
         <w:t xml:space="preserve"> Which OOP concept means a subclass acquires the attributes and methods of a superclass?</w:t>
       </w:r>
     </w:p>
     <w:p>
       <w:r>
+        <w:rPr>
+          <w:b w:val="0"/>
+          <w:i w:val="0"/>
+        </w:rPr>
         <w:t>A. Encapsulation</w:t>
       </w:r>
     </w:p>
     <w:p>
       <w:r>
+        <w:rPr>
+          <w:b w:val="0"/>
+          <w:i w:val="0"/>
+        </w:rPr>
         <w:t>B. Inheritance</w:t>
       </w:r>
     </w:p>
     <w:p>
       <w:r>
+        <w:rPr>
+          <w:b w:val="0"/>
+          <w:i w:val="0"/>
+        </w:rPr>
         <w:t>C. Polymorphism</w:t>
       </w:r>
     </w:p>
     <w:p>
       <w:r>
+        <w:rPr>
+          <w:b w:val="0"/>
+          <w:i w:val="0"/>
+        </w:rPr>
         <w:t>D. Instantiation</w:t>
       </w:r>
     </w:p>
     <w:p>
       <w:r>
+        <w:rPr>
+          <w:b w:val="0"/>
+          <w:i w:val="0"/>
+        </w:rPr>
         <w:t>Your answer: ☐</w:t>
       </w:r>
     </w:p>
@@ -414,44 +600,74 @@
       <w:r>
         <w:rPr>
           <w:b/>
+          <w:i w:val="0"/>
         </w:rPr>
         <w:t>8.</w:t>
       </w:r>
       <w:r>
+        <w:rPr>
+          <w:b w:val="0"/>
+          <w:i w:val="0"/>
+        </w:rPr>
         <w:t xml:space="preserve"> An </w:t>
       </w:r>
       <w:r>
         <w:rPr>
           <w:b/>
+          <w:i w:val="0"/>
         </w:rPr>
         <w:t>object</w:t>
       </w:r>
       <w:r>
+        <w:rPr>
+          <w:b w:val="0"/>
+          <w:i w:val="0"/>
+        </w:rPr>
         <w:t xml:space="preserve"> is best defined as:</w:t>
       </w:r>
     </w:p>
     <w:p>
       <w:r>
+        <w:rPr>
+          <w:b w:val="0"/>
+          <w:i w:val="0"/>
+        </w:rPr>
         <w:t>A. A template defining attributes and methods</w:t>
       </w:r>
     </w:p>
     <w:p>
       <w:r>
+        <w:rPr>
+          <w:b w:val="0"/>
+          <w:i w:val="0"/>
+        </w:rPr>
         <w:t>B. A specific instance of a class</w:t>
       </w:r>
     </w:p>
     <w:p>
       <w:r>
+        <w:rPr>
+          <w:b w:val="0"/>
+          <w:i w:val="0"/>
+        </w:rPr>
         <w:t>C. A subroutine belonging to a class</w:t>
       </w:r>
     </w:p>
     <w:p>
       <w:r>
+        <w:rPr>
+          <w:b w:val="0"/>
+          <w:i w:val="0"/>
+        </w:rPr>
         <w:t>D. A private variable of a class</w:t>
       </w:r>
     </w:p>
     <w:p>
       <w:r>
+        <w:rPr>
+          <w:b w:val="0"/>
+          <w:i w:val="0"/>
+        </w:rPr>
         <w:t>Your answer: ☐</w:t>
       </w:r>
     </w:p>
@@ -467,6 +683,10 @@
         <w:pStyle w:val="Heading2"/>
       </w:pPr>
       <w:r>
+        <w:rPr>
+          <w:b w:val="0"/>
+          <w:i w:val="0"/>
+        </w:rPr>
         <w:t>Section B — Short answer (12 marks)</w:t>
       </w:r>
     </w:p>
@@ -474,42 +694,63 @@
       <w:r>
         <w:rPr>
           <w:b/>
+          <w:i w:val="0"/>
         </w:rPr>
         <w:t>9.</w:t>
       </w:r>
       <w:r>
+        <w:rPr>
+          <w:b w:val="0"/>
+          <w:i w:val="0"/>
+        </w:rPr>
         <w:t xml:space="preserve"> Define the OOP terms </w:t>
       </w:r>
       <w:r>
         <w:rPr>
           <w:b/>
+          <w:i w:val="0"/>
         </w:rPr>
         <w:t>class</w:t>
       </w:r>
       <w:r>
+        <w:rPr>
+          <w:b w:val="0"/>
+          <w:i w:val="0"/>
+        </w:rPr>
         <w:t xml:space="preserve">, </w:t>
       </w:r>
       <w:r>
         <w:rPr>
           <w:b/>
+          <w:i w:val="0"/>
         </w:rPr>
         <w:t>attribute</w:t>
       </w:r>
       <w:r>
+        <w:rPr>
+          <w:b w:val="0"/>
+          <w:i w:val="0"/>
+        </w:rPr>
         <w:t xml:space="preserve"> and </w:t>
       </w:r>
       <w:r>
         <w:rPr>
           <w:b/>
+          <w:i w:val="0"/>
         </w:rPr>
         <w:t>method</w:t>
       </w:r>
       <w:r>
+        <w:rPr>
+          <w:b w:val="0"/>
+          <w:i w:val="0"/>
+        </w:rPr>
         <w:t xml:space="preserve">. </w:t>
       </w:r>
       <w:r>
         <w:rPr>
           <w:b/>
+          <w:i w:val="0"/>
         </w:rPr>
         <w:t>[3]</w:t>
       </w:r>
@@ -571,24 +812,35 @@
       <w:r>
         <w:rPr>
           <w:b/>
+          <w:i w:val="0"/>
         </w:rPr>
         <w:t>10.</w:t>
       </w:r>
       <w:r>
+        <w:rPr>
+          <w:b w:val="0"/>
+          <w:i w:val="0"/>
+        </w:rPr>
         <w:t xml:space="preserve"> Explain </w:t>
       </w:r>
       <w:r>
         <w:rPr>
           <w:b/>
+          <w:i w:val="0"/>
         </w:rPr>
         <w:t>encapsulation</w:t>
       </w:r>
       <w:r>
+        <w:rPr>
+          <w:b w:val="0"/>
+          <w:i w:val="0"/>
+        </w:rPr>
         <w:t xml:space="preserve"> and state one benefit it provides. </w:t>
       </w:r>
       <w:r>
         <w:rPr>
           <w:b/>
+          <w:i w:val="0"/>
         </w:rPr>
         <w:t>[2]</w:t>
       </w:r>
@@ -635,29 +887,45 @@
       <w:r>
         <w:rPr>
           <w:b/>
+          <w:i w:val="0"/>
         </w:rPr>
         <w:t>11.</w:t>
       </w:r>
       <w:r>
+        <w:rPr>
+          <w:b w:val="0"/>
+          <w:i w:val="0"/>
+        </w:rPr>
         <w:t xml:space="preserve"> </w:t>
       </w:r>
       <w:r>
         <w:rPr>
           <w:b/>
+          <w:i w:val="0"/>
         </w:rPr>
         <w:t>Addressing-mode calculation.</w:t>
       </w:r>
       <w:r>
+        <w:rPr>
+          <w:b w:val="0"/>
+          <w:i w:val="0"/>
+        </w:rPr>
         <w:t xml:space="preserve"> A processor executes </w:t>
       </w:r>
       <w:r>
         <w:rPr>
           <w:rFonts w:ascii="Consolas" w:hAnsi="Consolas"/>
+          <w:b w:val="0"/>
+          <w:i w:val="0"/>
           <w:sz w:val="19"/>
         </w:rPr>
         <w:t>LDA 6</w:t>
       </w:r>
       <w:r>
+        <w:rPr>
+          <w:b w:val="0"/>
+          <w:i w:val="0"/>
+        </w:rPr>
         <w:t>. The relevant memory contents are:</w:t>
       </w:r>
     </w:p>
@@ -667,43 +935,67 @@
         <w:shd w:fill="FFF8E7"/>
       </w:pPr>
       <w:r>
+        <w:rPr>
+          <w:b w:val="0"/>
+          <w:i w:val="0"/>
+        </w:rPr>
         <w:t xml:space="preserve">Address 6 holds the value </w:t>
       </w:r>
       <w:r>
         <w:rPr>
           <w:b/>
+          <w:i w:val="0"/>
         </w:rPr>
         <w:t>9</w:t>
       </w:r>
       <w:r>
+        <w:rPr>
+          <w:b w:val="0"/>
+          <w:i w:val="0"/>
+        </w:rPr>
         <w:t xml:space="preserve"> · Address 9 holds the value </w:t>
       </w:r>
       <w:r>
         <w:rPr>
           <w:b/>
+          <w:i w:val="0"/>
         </w:rPr>
         <w:t>4</w:t>
       </w:r>
       <w:r>
+        <w:rPr>
+          <w:b w:val="0"/>
+          <w:i w:val="0"/>
+        </w:rPr>
         <w:t xml:space="preserve"> · The index register holds </w:t>
       </w:r>
       <w:r>
         <w:rPr>
           <w:b/>
+          <w:i w:val="0"/>
         </w:rPr>
         <w:t>2</w:t>
       </w:r>
       <w:r>
+        <w:rPr>
+          <w:b w:val="0"/>
+          <w:i w:val="0"/>
+        </w:rPr>
         <w:t>.</w:t>
       </w:r>
     </w:p>
     <w:p>
       <w:r>
+        <w:rPr>
+          <w:b w:val="0"/>
+          <w:i w:val="0"/>
+        </w:rPr>
         <w:t xml:space="preserve">State the value loaded into the Accumulator for each mode. </w:t>
       </w:r>
       <w:r>
         <w:rPr>
           <w:b/>
+          <w:i w:val="0"/>
         </w:rPr>
         <w:t>[3]</w:t>
       </w:r>
@@ -742,51 +1034,24 @@
     </w:p>
     <w:p>
       <w:r>
-        <w:t xml:space="preserve">(a) Immediate: </w:t>
-      </w:r>
-      <w:r>
         <w:rPr>
-          <w:b/>
+          <w:b w:val="0"/>
+          <w:i w:val="0"/>
         </w:rPr>
-        <w:t>_</w:t>
-      </w:r>
-      <w:r>
-        <w:t xml:space="preserve">_    (b) Direct: </w:t>
-      </w:r>
-      <w:r>
-        <w:rPr>
-          <w:b/>
-        </w:rPr>
-        <w:t>_</w:t>
-      </w:r>
-      <w:r>
-        <w:t xml:space="preserve">_    (c) Indirect: </w:t>
-      </w:r>
-      <w:r>
-        <w:rPr>
-          <w:b/>
-        </w:rPr>
-        <w:t>_</w:t>
-      </w:r>
-      <w:r>
-        <w:t>_</w:t>
+        <w:t>(a) Immediate: ______    (b) Direct: ______    (c) Indirect: ______</w:t>
       </w:r>
     </w:p>
     <w:p>
       <w:r>
-        <w:t xml:space="preserve">(d) Indexed (value taken from the resulting address): </w:t>
+        <w:rPr>
+          <w:b w:val="0"/>
+          <w:i w:val="0"/>
+        </w:rPr>
+        <w:t xml:space="preserve">(d) Indexed (value taken from the resulting address): ______ </w:t>
       </w:r>
       <w:r>
         <w:rPr>
-          <w:b/>
-        </w:rPr>
-        <w:t>_</w:t>
-      </w:r>
-      <w:r>
-        <w:t xml:space="preserve">_ </w:t>
-      </w:r>
-      <w:r>
-        <w:rPr>
+          <w:b w:val="0"/>
           <w:i/>
         </w:rPr>
         <w:t>(state which address is used)</w:t>
@@ -803,24 +1068,35 @@
       <w:r>
         <w:rPr>
           <w:b/>
+          <w:i w:val="0"/>
         </w:rPr>
         <w:t>12.</w:t>
       </w:r>
       <w:r>
+        <w:rPr>
+          <w:b w:val="0"/>
+          <w:i w:val="0"/>
+        </w:rPr>
         <w:t xml:space="preserve"> Explain </w:t>
       </w:r>
       <w:r>
         <w:rPr>
           <w:b/>
+          <w:i w:val="0"/>
         </w:rPr>
         <w:t>two</w:t>
       </w:r>
       <w:r>
+        <w:rPr>
+          <w:b w:val="0"/>
+          <w:i w:val="0"/>
+        </w:rPr>
         <w:t xml:space="preserve"> reasons a programmer might choose to write part of a program in assembly language rather than a high-level language. </w:t>
       </w:r>
       <w:r>
         <w:rPr>
           <w:b/>
+          <w:i w:val="0"/>
         </w:rPr>
         <w:t>[2]</w:t>
       </w:r>
@@ -867,24 +1143,35 @@
       <w:r>
         <w:rPr>
           <w:b/>
+          <w:i w:val="0"/>
         </w:rPr>
         <w:t>13.</w:t>
       </w:r>
       <w:r>
+        <w:rPr>
+          <w:b w:val="0"/>
+          <w:i w:val="0"/>
+        </w:rPr>
         <w:t xml:space="preserve"> Explain what </w:t>
       </w:r>
       <w:r>
         <w:rPr>
           <w:b/>
+          <w:i w:val="0"/>
         </w:rPr>
         <w:t>polymorphism</w:t>
       </w:r>
       <w:r>
+        <w:rPr>
+          <w:b w:val="0"/>
+          <w:i w:val="0"/>
+        </w:rPr>
         <w:t xml:space="preserve"> is and give a short example of how it could be used. </w:t>
       </w:r>
       <w:r>
         <w:rPr>
           <w:b/>
+          <w:i w:val="0"/>
         </w:rPr>
         <w:t>[2]</w:t>
       </w:r>
@@ -939,6 +1226,10 @@
         <w:pStyle w:val="Heading2"/>
       </w:pPr>
       <w:r>
+        <w:rPr>
+          <w:b w:val="0"/>
+          <w:i w:val="0"/>
+        </w:rPr>
         <w:t>Section C — Exam-style question (5 marks)</w:t>
       </w:r>
     </w:p>
@@ -946,62 +1237,95 @@
       <w:r>
         <w:rPr>
           <w:b/>
+          <w:i w:val="0"/>
         </w:rPr>
         <w:t>14.</w:t>
       </w:r>
       <w:r>
+        <w:rPr>
+          <w:b w:val="0"/>
+          <w:i w:val="0"/>
+        </w:rPr>
         <w:t xml:space="preserve"> A team is writing a program that models different types of vehicle (Car, Bus, Motorbike), all of which share common data such as </w:t>
       </w:r>
       <w:r>
         <w:rPr>
           <w:rFonts w:ascii="Consolas" w:hAnsi="Consolas"/>
+          <w:b w:val="0"/>
+          <w:i w:val="0"/>
           <w:sz w:val="19"/>
         </w:rPr>
         <w:t>speed</w:t>
       </w:r>
       <w:r>
+        <w:rPr>
+          <w:b w:val="0"/>
+          <w:i w:val="0"/>
+        </w:rPr>
         <w:t xml:space="preserve"> and behaviour such as </w:t>
       </w:r>
       <w:r>
         <w:rPr>
           <w:rFonts w:ascii="Consolas" w:hAnsi="Consolas"/>
+          <w:b w:val="0"/>
+          <w:i w:val="0"/>
           <w:sz w:val="19"/>
         </w:rPr>
         <w:t>move()</w:t>
       </w:r>
       <w:r>
+        <w:rPr>
+          <w:b w:val="0"/>
+          <w:i w:val="0"/>
+        </w:rPr>
         <w:t xml:space="preserve">, but each displays itself differently. Explain how </w:t>
       </w:r>
       <w:r>
         <w:rPr>
           <w:b/>
+          <w:i w:val="0"/>
         </w:rPr>
         <w:t>inheritance</w:t>
       </w:r>
       <w:r>
+        <w:rPr>
+          <w:b w:val="0"/>
+          <w:i w:val="0"/>
+        </w:rPr>
         <w:t xml:space="preserve"> and </w:t>
       </w:r>
       <w:r>
         <w:rPr>
           <w:b/>
+          <w:i w:val="0"/>
         </w:rPr>
         <w:t>polymorphism</w:t>
       </w:r>
       <w:r>
+        <w:rPr>
+          <w:b w:val="0"/>
+          <w:i w:val="0"/>
+        </w:rPr>
         <w:t xml:space="preserve"> could be used in this object-oriented program, and give </w:t>
       </w:r>
       <w:r>
         <w:rPr>
           <w:b/>
+          <w:i w:val="0"/>
         </w:rPr>
         <w:t>one</w:t>
       </w:r>
       <w:r>
+        <w:rPr>
+          <w:b w:val="0"/>
+          <w:i w:val="0"/>
+        </w:rPr>
         <w:t xml:space="preserve"> benefit of designing it this way. </w:t>
       </w:r>
       <w:r>
         <w:rPr>
           <w:b/>
+          <w:i w:val="0"/>
         </w:rPr>
         <w:t>[5]</w:t>
       </w:r>

--- a/Course/1 Component 1 - Computer Systems/1.2 Software and Software Development/1.2.4 Types of Programming Language/3 Worksheet (editable).docx
+++ b/Course/1 Component 1 - Computer Systems/1.2 Software and Software Development/1.2.4 Types of Programming Language/3 Worksheet (editable).docx
@@ -755,38 +755,32 @@
         <w:t>[3]</w:t>
       </w:r>
     </w:p>
-    <w:p>
-      <w:pPr>
-        <w:spacing w:before="260"/>
-        <w:pBdr>
-          <w:bottom w:val="single" w:sz="4" w:space="1" w:color="AAB4C0"/>
-        </w:pBdr>
-      </w:pPr>
-    </w:p>
-    <w:p>
-      <w:pPr>
-        <w:spacing w:before="260"/>
-        <w:pBdr>
-          <w:bottom w:val="single" w:sz="4" w:space="1" w:color="AAB4C0"/>
-        </w:pBdr>
-      </w:pPr>
-    </w:p>
-    <w:p>
-      <w:pPr>
-        <w:spacing w:before="260"/>
-        <w:pBdr>
-          <w:bottom w:val="single" w:sz="4" w:space="1" w:color="AAB4C0"/>
-        </w:pBdr>
-      </w:pPr>
-    </w:p>
-    <w:p>
-      <w:pPr>
-        <w:spacing w:before="260"/>
-        <w:pBdr>
-          <w:bottom w:val="single" w:sz="4" w:space="1" w:color="AAB4C0"/>
-        </w:pBdr>
-      </w:pPr>
-    </w:p>
+    <w:tbl>
+      <w:tblPr>
+        <w:tblStyle w:val="TableGrid"/>
+        <w:tblW w:type="auto" w:w="0"/>
+        <w:tblLook w:firstColumn="1" w:firstRow="1" w:lastColumn="0" w:lastRow="0" w:noHBand="0" w:noVBand="1" w:val="04A0"/>
+      </w:tblPr>
+      <w:tblGrid>
+        <w:gridCol w:w="8640"/>
+      </w:tblGrid>
+      <w:tr>
+        <w:trPr>
+          <w:trHeight w:val="1360" w:hRule="atLeast"/>
+        </w:trPr>
+        <w:tc>
+          <w:tcPr>
+            <w:tcW w:type="dxa" w:w="8640"/>
+          </w:tcPr>
+          <w:p>
+            <w:pPr>
+              <w:spacing w:before="40"/>
+            </w:pPr>
+          </w:p>
+        </w:tc>
+      </w:tr>
+    </w:tbl>
+    <w:p/>
     <w:p>
       <w:pPr>
         <w:pBdr>
@@ -845,30 +839,32 @@
         <w:t>[2]</w:t>
       </w:r>
     </w:p>
-    <w:p>
-      <w:pPr>
-        <w:spacing w:before="260"/>
-        <w:pBdr>
-          <w:bottom w:val="single" w:sz="4" w:space="1" w:color="AAB4C0"/>
-        </w:pBdr>
-      </w:pPr>
-    </w:p>
-    <w:p>
-      <w:pPr>
-        <w:spacing w:before="260"/>
-        <w:pBdr>
-          <w:bottom w:val="single" w:sz="4" w:space="1" w:color="AAB4C0"/>
-        </w:pBdr>
-      </w:pPr>
-    </w:p>
-    <w:p>
-      <w:pPr>
-        <w:spacing w:before="260"/>
-        <w:pBdr>
-          <w:bottom w:val="single" w:sz="4" w:space="1" w:color="AAB4C0"/>
-        </w:pBdr>
-      </w:pPr>
-    </w:p>
+    <w:tbl>
+      <w:tblPr>
+        <w:tblStyle w:val="TableGrid"/>
+        <w:tblW w:type="auto" w:w="0"/>
+        <w:tblLook w:firstColumn="1" w:firstRow="1" w:lastColumn="0" w:lastRow="0" w:noHBand="0" w:noVBand="1" w:val="04A0"/>
+      </w:tblPr>
+      <w:tblGrid>
+        <w:gridCol w:w="8640"/>
+      </w:tblGrid>
+      <w:tr>
+        <w:trPr>
+          <w:trHeight w:val="1020" w:hRule="atLeast"/>
+        </w:trPr>
+        <w:tc>
+          <w:tcPr>
+            <w:tcW w:type="dxa" w:w="8640"/>
+          </w:tcPr>
+          <w:p>
+            <w:pPr>
+              <w:spacing w:before="40"/>
+            </w:pPr>
+          </w:p>
+        </w:tc>
+      </w:tr>
+    </w:tbl>
+    <w:p/>
     <w:p>
       <w:pPr>
         <w:pBdr>
@@ -1000,38 +996,32 @@
         <w:t>[3]</w:t>
       </w:r>
     </w:p>
-    <w:p>
-      <w:pPr>
-        <w:spacing w:before="260"/>
-        <w:pBdr>
-          <w:bottom w:val="single" w:sz="4" w:space="1" w:color="AAB4C0"/>
-        </w:pBdr>
-      </w:pPr>
-    </w:p>
-    <w:p>
-      <w:pPr>
-        <w:spacing w:before="260"/>
-        <w:pBdr>
-          <w:bottom w:val="single" w:sz="4" w:space="1" w:color="AAB4C0"/>
-        </w:pBdr>
-      </w:pPr>
-    </w:p>
-    <w:p>
-      <w:pPr>
-        <w:spacing w:before="260"/>
-        <w:pBdr>
-          <w:bottom w:val="single" w:sz="4" w:space="1" w:color="AAB4C0"/>
-        </w:pBdr>
-      </w:pPr>
-    </w:p>
-    <w:p>
-      <w:pPr>
-        <w:spacing w:before="260"/>
-        <w:pBdr>
-          <w:bottom w:val="single" w:sz="4" w:space="1" w:color="AAB4C0"/>
-        </w:pBdr>
-      </w:pPr>
-    </w:p>
+    <w:tbl>
+      <w:tblPr>
+        <w:tblStyle w:val="TableGrid"/>
+        <w:tblW w:type="auto" w:w="0"/>
+        <w:tblLook w:firstColumn="1" w:firstRow="1" w:lastColumn="0" w:lastRow="0" w:noHBand="0" w:noVBand="1" w:val="04A0"/>
+      </w:tblPr>
+      <w:tblGrid>
+        <w:gridCol w:w="8640"/>
+      </w:tblGrid>
+      <w:tr>
+        <w:trPr>
+          <w:trHeight w:val="1360" w:hRule="atLeast"/>
+        </w:trPr>
+        <w:tc>
+          <w:tcPr>
+            <w:tcW w:type="dxa" w:w="8640"/>
+          </w:tcPr>
+          <w:p>
+            <w:pPr>
+              <w:spacing w:before="40"/>
+            </w:pPr>
+          </w:p>
+        </w:tc>
+      </w:tr>
+    </w:tbl>
+    <w:p/>
     <w:p>
       <w:r>
         <w:rPr>
@@ -1101,30 +1091,32 @@
         <w:t>[2]</w:t>
       </w:r>
     </w:p>
-    <w:p>
-      <w:pPr>
-        <w:spacing w:before="260"/>
-        <w:pBdr>
-          <w:bottom w:val="single" w:sz="4" w:space="1" w:color="AAB4C0"/>
-        </w:pBdr>
-      </w:pPr>
-    </w:p>
-    <w:p>
-      <w:pPr>
-        <w:spacing w:before="260"/>
-        <w:pBdr>
-          <w:bottom w:val="single" w:sz="4" w:space="1" w:color="AAB4C0"/>
-        </w:pBdr>
-      </w:pPr>
-    </w:p>
-    <w:p>
-      <w:pPr>
-        <w:spacing w:before="260"/>
-        <w:pBdr>
-          <w:bottom w:val="single" w:sz="4" w:space="1" w:color="AAB4C0"/>
-        </w:pBdr>
-      </w:pPr>
-    </w:p>
+    <w:tbl>
+      <w:tblPr>
+        <w:tblStyle w:val="TableGrid"/>
+        <w:tblW w:type="auto" w:w="0"/>
+        <w:tblLook w:firstColumn="1" w:firstRow="1" w:lastColumn="0" w:lastRow="0" w:noHBand="0" w:noVBand="1" w:val="04A0"/>
+      </w:tblPr>
+      <w:tblGrid>
+        <w:gridCol w:w="8640"/>
+      </w:tblGrid>
+      <w:tr>
+        <w:trPr>
+          <w:trHeight w:val="1020" w:hRule="atLeast"/>
+        </w:trPr>
+        <w:tc>
+          <w:tcPr>
+            <w:tcW w:type="dxa" w:w="8640"/>
+          </w:tcPr>
+          <w:p>
+            <w:pPr>
+              <w:spacing w:before="40"/>
+            </w:pPr>
+          </w:p>
+        </w:tc>
+      </w:tr>
+    </w:tbl>
+    <w:p/>
     <w:p>
       <w:pPr>
         <w:pBdr>
@@ -1176,30 +1168,32 @@
         <w:t>[2]</w:t>
       </w:r>
     </w:p>
-    <w:p>
-      <w:pPr>
-        <w:spacing w:before="260"/>
-        <w:pBdr>
-          <w:bottom w:val="single" w:sz="4" w:space="1" w:color="AAB4C0"/>
-        </w:pBdr>
-      </w:pPr>
-    </w:p>
-    <w:p>
-      <w:pPr>
-        <w:spacing w:before="260"/>
-        <w:pBdr>
-          <w:bottom w:val="single" w:sz="4" w:space="1" w:color="AAB4C0"/>
-        </w:pBdr>
-      </w:pPr>
-    </w:p>
-    <w:p>
-      <w:pPr>
-        <w:spacing w:before="260"/>
-        <w:pBdr>
-          <w:bottom w:val="single" w:sz="4" w:space="1" w:color="AAB4C0"/>
-        </w:pBdr>
-      </w:pPr>
-    </w:p>
+    <w:tbl>
+      <w:tblPr>
+        <w:tblStyle w:val="TableGrid"/>
+        <w:tblW w:type="auto" w:w="0"/>
+        <w:tblLook w:firstColumn="1" w:firstRow="1" w:lastColumn="0" w:lastRow="0" w:noHBand="0" w:noVBand="1" w:val="04A0"/>
+      </w:tblPr>
+      <w:tblGrid>
+        <w:gridCol w:w="8640"/>
+      </w:tblGrid>
+      <w:tr>
+        <w:trPr>
+          <w:trHeight w:val="1020" w:hRule="atLeast"/>
+        </w:trPr>
+        <w:tc>
+          <w:tcPr>
+            <w:tcW w:type="dxa" w:w="8640"/>
+          </w:tcPr>
+          <w:p>
+            <w:pPr>
+              <w:spacing w:before="40"/>
+            </w:pPr>
+          </w:p>
+        </w:tc>
+      </w:tr>
+    </w:tbl>
+    <w:p/>
     <w:p>
       <w:pPr>
         <w:pBdr>
@@ -1330,62 +1324,32 @@
         <w:t>[5]</w:t>
       </w:r>
     </w:p>
-    <w:p>
-      <w:pPr>
-        <w:spacing w:before="260"/>
-        <w:pBdr>
-          <w:bottom w:val="single" w:sz="4" w:space="1" w:color="AAB4C0"/>
-        </w:pBdr>
-      </w:pPr>
-    </w:p>
-    <w:p>
-      <w:pPr>
-        <w:spacing w:before="260"/>
-        <w:pBdr>
-          <w:bottom w:val="single" w:sz="4" w:space="1" w:color="AAB4C0"/>
-        </w:pBdr>
-      </w:pPr>
-    </w:p>
-    <w:p>
-      <w:pPr>
-        <w:spacing w:before="260"/>
-        <w:pBdr>
-          <w:bottom w:val="single" w:sz="4" w:space="1" w:color="AAB4C0"/>
-        </w:pBdr>
-      </w:pPr>
-    </w:p>
-    <w:p>
-      <w:pPr>
-        <w:spacing w:before="260"/>
-        <w:pBdr>
-          <w:bottom w:val="single" w:sz="4" w:space="1" w:color="AAB4C0"/>
-        </w:pBdr>
-      </w:pPr>
-    </w:p>
-    <w:p>
-      <w:pPr>
-        <w:spacing w:before="260"/>
-        <w:pBdr>
-          <w:bottom w:val="single" w:sz="4" w:space="1" w:color="AAB4C0"/>
-        </w:pBdr>
-      </w:pPr>
-    </w:p>
-    <w:p>
-      <w:pPr>
-        <w:spacing w:before="260"/>
-        <w:pBdr>
-          <w:bottom w:val="single" w:sz="4" w:space="1" w:color="AAB4C0"/>
-        </w:pBdr>
-      </w:pPr>
-    </w:p>
-    <w:p>
-      <w:pPr>
-        <w:spacing w:before="260"/>
-        <w:pBdr>
-          <w:bottom w:val="single" w:sz="4" w:space="1" w:color="AAB4C0"/>
-        </w:pBdr>
-      </w:pPr>
-    </w:p>
+    <w:tbl>
+      <w:tblPr>
+        <w:tblStyle w:val="TableGrid"/>
+        <w:tblW w:type="auto" w:w="0"/>
+        <w:tblLook w:firstColumn="1" w:firstRow="1" w:lastColumn="0" w:lastRow="0" w:noHBand="0" w:noVBand="1" w:val="04A0"/>
+      </w:tblPr>
+      <w:tblGrid>
+        <w:gridCol w:w="8640"/>
+      </w:tblGrid>
+      <w:tr>
+        <w:trPr>
+          <w:trHeight w:val="2380" w:hRule="atLeast"/>
+        </w:trPr>
+        <w:tc>
+          <w:tcPr>
+            <w:tcW w:type="dxa" w:w="8640"/>
+          </w:tcPr>
+          <w:p>
+            <w:pPr>
+              <w:spacing w:before="40"/>
+            </w:pPr>
+          </w:p>
+        </w:tc>
+      </w:tr>
+    </w:tbl>
+    <w:p/>
     <w:p>
       <w:pPr>
         <w:pBdr>
